--- a/assets/resume/Jaani_Francis_Nickolas_Resume.docx
+++ b/assets/resume/Jaani_Francis_Nickolas_Resume.docx
@@ -185,7 +185,7 @@
           <w:rtl w:val="0"/>
           <w:lang w:val="en-US"/>
         </w:rPr>
-        <w:t>Product Owner | Multi-Cloud Platforms | Infrastructure Engineering | Internal Developer Platforms</w:t>
+        <w:t>Project Manager | Product Owner | Multi-Cloud Platforms | Infrastructure Engineering | Internal Developer Platforms</w:t>
       </w:r>
     </w:p>
     <w:p>
@@ -195,8 +195,6 @@
         <w:jc w:val="both"/>
         <w:rPr>
           <w:rFonts w:ascii="Calibri Light" w:cs="Calibri Light" w:hAnsi="Calibri Light" w:eastAsia="Calibri Light"/>
-          <w:sz w:val="20"/>
-          <w:szCs w:val="20"/>
         </w:rPr>
       </w:pPr>
       <w:r>
@@ -215,27 +213,7 @@
           <w:rtl w:val="0"/>
           <w:lang w:val="en-US"/>
         </w:rPr>
-        <w:t xml:space="preserve">Product Owner with 10+ years of experience in </w:t>
-      </w:r>
-      <w:r>
-        <w:rPr>
-          <w:rFonts w:ascii="Calibri Light" w:hAnsi="Calibri Light"/>
-          <w:sz w:val="20"/>
-          <w:szCs w:val="20"/>
-          <w:rtl w:val="0"/>
-          <w:lang w:val="en-US"/>
-        </w:rPr>
-        <w:t>multi-</w:t>
-      </w:r>
-      <w:r>
-        <w:rPr>
-          <w:rFonts w:ascii="Calibri Light" w:hAnsi="Calibri Light"/>
-          <w:sz w:val="20"/>
-          <w:szCs w:val="20"/>
-          <w:rtl w:val="0"/>
-          <w:lang w:val="en-US"/>
-        </w:rPr>
-        <w:t>cloud platforms, infrastructure engineering, and software delivery. Experienced in product strategy, roadmap planning, stakeholder management, and cross-functional team leadership. Proven track record of building Internal Developer Platforms (IDP), driving cloud migration initiatives, maintaining PCI DSS compliance, and delivering secure, scalable cloud-native solutions. Delivered measurable outcomes including 40% faster infrastructure onboarding, 20</w:t>
+        <w:t>Technical Project Manager and Product Owner with 10+ years of experience in multi-cloud platforms, infrastructure engineering, and software delivery. Experienced in project delivery, governance, roadmap planning, stakeholder management, and cross-functional team leadership. Proven track record of building Internal Developer Platforms (IDP), driving cloud migration initiatives, maintaining PCI DSS compliance, and delivering secure, scalable cloud-native solutions. Delivered measurable outcomes including 40% faster infrastructure onboarding, 20</w:t>
       </w:r>
       <w:r>
         <w:rPr>
@@ -254,60 +232,17 @@
           <w:rtl w:val="0"/>
           <w:lang w:val="en-US"/>
         </w:rPr>
-        <w:t>30% infrastructure cost optimi</w:t>
-      </w:r>
-      <w:r>
-        <w:rPr>
-          <w:rFonts w:ascii="Calibri Light" w:hAnsi="Calibri Light"/>
-          <w:sz w:val="20"/>
-          <w:szCs w:val="20"/>
-          <w:rtl w:val="0"/>
-          <w:lang w:val="en-US"/>
-        </w:rPr>
-        <w:t>z</w:t>
-      </w:r>
-      <w:r>
-        <w:rPr>
-          <w:rFonts w:ascii="Calibri Light" w:hAnsi="Calibri Light"/>
-          <w:sz w:val="20"/>
-          <w:szCs w:val="20"/>
-          <w:rtl w:val="0"/>
-          <w:lang w:val="en-US"/>
-        </w:rPr>
-        <w:t>ation, and improved developer productivity through platform standardi</w:t>
-      </w:r>
-      <w:r>
-        <w:rPr>
-          <w:rFonts w:ascii="Calibri Light" w:hAnsi="Calibri Light"/>
-          <w:sz w:val="20"/>
-          <w:szCs w:val="20"/>
-          <w:rtl w:val="0"/>
-          <w:lang w:val="en-US"/>
-        </w:rPr>
-        <w:t>z</w:t>
-      </w:r>
-      <w:r>
-        <w:rPr>
-          <w:rFonts w:ascii="Calibri Light" w:hAnsi="Calibri Light"/>
-          <w:sz w:val="20"/>
-          <w:szCs w:val="20"/>
-          <w:rtl w:val="0"/>
-          <w:lang w:val="en-US"/>
-        </w:rPr>
-        <w:t>ation and automation.</w:t>
-      </w:r>
-    </w:p>
-    <w:p>
-      <w:pPr>
-        <w:pStyle w:val="Body"/>
-        <w:spacing w:before="40" w:after="0" w:line="240" w:lineRule="auto"/>
-        <w:jc w:val="both"/>
+        <w:t>30% infrastructure cost optimization, and improved developer productivity through platform standardization and automation.</w:t>
+      </w:r>
+      <w:r>
         <w:rPr>
           <w:rFonts w:ascii="Calibri Light" w:cs="Calibri Light" w:hAnsi="Calibri Light" w:eastAsia="Calibri Light"/>
           <w:sz w:val="20"/>
           <w:szCs w:val="20"/>
-        </w:rPr>
-      </w:pPr>
+          <w:lang w:val="en-US"/>
+        </w:rPr>
+        <w:br w:type="textWrapping"/>
+      </w:r>
     </w:p>
     <w:p>
       <w:pPr>
@@ -463,67 +398,7 @@
             </w14:solidFill>
           </w14:textFill>
         </w:rPr>
-        <w:t xml:space="preserve">Technical Product Owner | </w:t>
-      </w:r>
-      <w:r>
-        <w:rPr>
-          <w:rFonts w:ascii="Carlito" w:hAnsi="Carlito"/>
-          <w:b w:val="1"/>
-          <w:bCs w:val="1"/>
-          <w:outline w:val="0"/>
-          <w:color w:val="2f5496"/>
-          <w:sz w:val="20"/>
-          <w:szCs w:val="20"/>
-          <w:u w:color="2f5496"/>
-          <w:rtl w:val="0"/>
-          <w:lang w:val="en-US"/>
-          <w14:textFill>
-            <w14:solidFill>
-              <w14:srgbClr w14:val="2F5496"/>
-            </w14:solidFill>
-          </w14:textFill>
-        </w:rPr>
-        <w:t xml:space="preserve">Jetstar Airways, Singapore | </w:t>
-      </w:r>
-      <w:r>
-        <w:rPr>
-          <w:rFonts w:ascii="Carlito" w:hAnsi="Carlito"/>
-          <w:b w:val="1"/>
-          <w:bCs w:val="1"/>
-          <w:outline w:val="0"/>
-          <w:color w:val="2f5496"/>
-          <w:sz w:val="20"/>
-          <w:szCs w:val="20"/>
-          <w:u w:color="2f5496"/>
-          <w:rtl w:val="0"/>
-          <w:lang w:val="en-US"/>
-          <w14:textFill>
-            <w14:solidFill>
-              <w14:srgbClr w14:val="2F5496"/>
-            </w14:solidFill>
-          </w14:textFill>
-        </w:rPr>
-        <w:t xml:space="preserve">Jul 2024 - </w:t>
-      </w:r>
-      <w:r>
-        <w:rPr>
-          <w:rFonts w:ascii="Carlito" w:hAnsi="Carlito"/>
-          <w:b w:val="1"/>
-          <w:bCs w:val="1"/>
-          <w:outline w:val="0"/>
-          <w:color w:val="2f5496"/>
-          <w:sz w:val="20"/>
-          <w:szCs w:val="20"/>
-          <w:u w:color="2f5496"/>
-          <w:rtl w:val="0"/>
-          <w:lang w:val="en-US"/>
-          <w14:textFill>
-            <w14:solidFill>
-              <w14:srgbClr w14:val="2F5496"/>
-            </w14:solidFill>
-          </w14:textFill>
-        </w:rPr>
-        <w:t>Jul 2026</w:t>
+        <w:t>Project Manager | FPT Asia Pacific, Singapore | Oct 2026 - Present</w:t>
       </w:r>
     </w:p>
     <w:p>
@@ -553,7 +428,7 @@
           <w:rtl w:val="0"/>
           <w:lang w:val="en-US"/>
         </w:rPr>
-        <w:t xml:space="preserve">Owned the vision and roadmap for Jetstar's Internal Developer Platform (IDP) and Unified Infrastructure </w:t>
+        <w:t xml:space="preserve">Leading end-to-end delivery of cloud platform and architecture standardization initiatives on a Singapore Government statutory board engagement </w:t>
       </w:r>
       <w:r>
         <w:rPr>
@@ -573,7 +448,7 @@
           <w:rtl w:val="0"/>
           <w:lang w:val="en-US"/>
         </w:rPr>
-        <w:t>cutting infrastructure onboarding time by ~40% and driving adoption across 10+ engineering squads, eliminating ticket-driven dependencies on the platform team.</w:t>
+        <w:t>managing scope, timelines, budget, risks, and dependencies across engineering, cloud operations, security, and enterprise architecture stakeholders.</w:t>
       </w:r>
     </w:p>
     <w:p>
@@ -603,7 +478,7 @@
           <w:rtl w:val="0"/>
           <w:lang w:val="en-US"/>
         </w:rPr>
-        <w:t xml:space="preserve">Drove voluntary adoption of the Platform Team Engagement Guide across 10+ squads with no mandate </w:t>
+        <w:t xml:space="preserve">Driving standardization of cloud infrastructure, platform services, and deployment patterns </w:t>
       </w:r>
       <w:r>
         <w:rPr>
@@ -623,27 +498,7 @@
           <w:rtl w:val="0"/>
           <w:lang w:val="en-US"/>
         </w:rPr>
-        <w:t>standardi</w:t>
-      </w:r>
-      <w:r>
-        <w:rPr>
-          <w:rFonts w:ascii="Calibri Light" w:hAnsi="Calibri Light"/>
-          <w:sz w:val="20"/>
-          <w:szCs w:val="20"/>
-          <w:rtl w:val="0"/>
-          <w:lang w:val="en-US"/>
-        </w:rPr>
-        <w:t>z</w:t>
-      </w:r>
-      <w:r>
-        <w:rPr>
-          <w:rFonts w:ascii="Calibri Light" w:hAnsi="Calibri Light"/>
-          <w:sz w:val="20"/>
-          <w:szCs w:val="20"/>
-          <w:rtl w:val="0"/>
-          <w:lang w:val="en-US"/>
-        </w:rPr>
-        <w:t>ing onboarding and automation-first workflows through enablement, not enforcement.</w:t>
+        <w:t>facilitating architecture review sessions, governance checkpoints, and technical workshops aligned to government cloud and security compliance requirements.</w:t>
       </w:r>
     </w:p>
     <w:p>
@@ -673,7 +528,27 @@
           <w:rtl w:val="0"/>
           <w:lang w:val="en-US"/>
         </w:rPr>
-        <w:t xml:space="preserve">Introduced a dual-track operating model separating platform support and roadmap delivery, improving operational reliability and execution for an 8-member platform team supporting 10+ engineering squads. </w:t>
+        <w:t xml:space="preserve">Coordinating with enterprise architects, cloud engineers, DevOps teams, and vendors to drive adoption of Infrastructure-as-Code, CI/CD, and reusable cloud patterns </w:t>
+      </w:r>
+      <w:r>
+        <w:rPr>
+          <w:rFonts w:ascii="Calibri Light" w:hAnsi="Calibri Light" w:hint="default"/>
+          <w:sz w:val="20"/>
+          <w:szCs w:val="20"/>
+          <w:rtl w:val="0"/>
+          <w:lang w:val="en-US"/>
+        </w:rPr>
+        <w:t xml:space="preserve">— </w:t>
+      </w:r>
+      <w:r>
+        <w:rPr>
+          <w:rFonts w:ascii="Calibri Light" w:hAnsi="Calibri Light"/>
+          <w:sz w:val="20"/>
+          <w:szCs w:val="20"/>
+          <w:rtl w:val="0"/>
+          <w:lang w:val="en-US"/>
+        </w:rPr>
+        <w:t>supporting cloud migration and modernization across AWS, Azure, and GCP environments.</w:t>
       </w:r>
     </w:p>
     <w:p>
@@ -703,27 +578,7 @@
           <w:rtl w:val="0"/>
           <w:lang w:val="en-US"/>
         </w:rPr>
-        <w:t xml:space="preserve">Owned end-to-end migration of </w:t>
-      </w:r>
-      <w:r>
-        <w:rPr>
-          <w:rFonts w:ascii="Calibri Light" w:hAnsi="Calibri Light"/>
-          <w:sz w:val="20"/>
-          <w:szCs w:val="20"/>
-          <w:rtl w:val="0"/>
-          <w:lang w:val="en-US"/>
-        </w:rPr>
-        <w:t>1</w:t>
-      </w:r>
-      <w:r>
-        <w:rPr>
-          <w:rFonts w:ascii="Calibri Light" w:hAnsi="Calibri Light"/>
-          <w:sz w:val="20"/>
-          <w:szCs w:val="20"/>
-          <w:rtl w:val="0"/>
-          <w:lang w:val="en-US"/>
-        </w:rPr>
-        <w:t xml:space="preserve">0+ workloads from Jetstar to Qantas Cloud Platform </w:t>
+        <w:t xml:space="preserve">Establishing and tracking project KPIs, milestones, and delivery metrics </w:t>
       </w:r>
       <w:r>
         <w:rPr>
@@ -743,157 +598,7 @@
           <w:rtl w:val="0"/>
           <w:lang w:val="en-US"/>
         </w:rPr>
-        <w:t>defining migration sequencing, risk mitigation strategy, and landing zone alignment, with zero production incidents at cutover.</w:t>
-      </w:r>
-    </w:p>
-    <w:p>
-      <w:pPr>
-        <w:pStyle w:val="List Paragraph"/>
-        <w:numPr>
-          <w:ilvl w:val="0"/>
-          <w:numId w:val="2"/>
-        </w:numPr>
-        <w:bidi w:val="0"/>
-        <w:spacing w:before="40" w:after="0" w:line="240" w:lineRule="auto"/>
-        <w:ind w:right="0"/>
-        <w:jc w:val="both"/>
-        <w:rPr>
-          <w:rFonts w:ascii="Calibri Light" w:hAnsi="Calibri Light"/>
-          <w:sz w:val="20"/>
-          <w:szCs w:val="20"/>
-          <w:rtl w:val="0"/>
-          <w:lang w:val="en-US"/>
-        </w:rPr>
-      </w:pPr>
-      <w:r>
-        <w:rPr>
-          <w:rFonts w:ascii="Calibri Light" w:hAnsi="Calibri Light"/>
-          <w:sz w:val="20"/>
-          <w:szCs w:val="20"/>
-          <w:rtl w:val="0"/>
-          <w:lang w:val="en-US"/>
-        </w:rPr>
-        <w:t>Maintained 100% PCI DSS compliance across existing infrastructure through year-on-year assessment cycles, coordinating audit readiness, evidence gathering, and continuous control improvements.</w:t>
-      </w:r>
-    </w:p>
-    <w:p>
-      <w:pPr>
-        <w:pStyle w:val="List Paragraph"/>
-        <w:numPr>
-          <w:ilvl w:val="0"/>
-          <w:numId w:val="2"/>
-        </w:numPr>
-        <w:bidi w:val="0"/>
-        <w:spacing w:before="40" w:after="0" w:line="240" w:lineRule="auto"/>
-        <w:ind w:right="0"/>
-        <w:jc w:val="both"/>
-        <w:rPr>
-          <w:rFonts w:ascii="Calibri Light" w:hAnsi="Calibri Light"/>
-          <w:sz w:val="20"/>
-          <w:szCs w:val="20"/>
-          <w:rtl w:val="0"/>
-          <w:lang w:val="en-US"/>
-        </w:rPr>
-      </w:pPr>
-      <w:r>
-        <w:rPr>
-          <w:rFonts w:ascii="Calibri Light" w:hAnsi="Calibri Light"/>
-          <w:sz w:val="20"/>
-          <w:szCs w:val="20"/>
-          <w:rtl w:val="0"/>
-          <w:lang w:val="en-US"/>
-        </w:rPr>
-        <w:t xml:space="preserve">Owned platform delivery across 4 geographies (SG, AU, BKK, MNL) </w:t>
-      </w:r>
-      <w:r>
-        <w:rPr>
-          <w:rFonts w:ascii="Calibri Light" w:hAnsi="Calibri Light" w:hint="default"/>
-          <w:sz w:val="20"/>
-          <w:szCs w:val="20"/>
-          <w:rtl w:val="0"/>
-          <w:lang w:val="en-US"/>
-        </w:rPr>
-        <w:t xml:space="preserve">— </w:t>
-      </w:r>
-      <w:r>
-        <w:rPr>
-          <w:rFonts w:ascii="Calibri Light" w:hAnsi="Calibri Light"/>
-          <w:sz w:val="20"/>
-          <w:szCs w:val="20"/>
-          <w:rtl w:val="0"/>
-          <w:lang w:val="en-US"/>
-        </w:rPr>
-        <w:t>aligning 6 stakeholder functions including security, cloud, and release management to unblock engineering squads and sustain adoption velocity.</w:t>
-      </w:r>
-    </w:p>
-    <w:p>
-      <w:pPr>
-        <w:pStyle w:val="List Paragraph"/>
-        <w:numPr>
-          <w:ilvl w:val="0"/>
-          <w:numId w:val="2"/>
-        </w:numPr>
-        <w:bidi w:val="0"/>
-        <w:spacing w:before="40" w:after="0" w:line="240" w:lineRule="auto"/>
-        <w:ind w:right="0"/>
-        <w:jc w:val="both"/>
-        <w:rPr>
-          <w:rFonts w:ascii="Calibri Light" w:hAnsi="Calibri Light"/>
-          <w:sz w:val="20"/>
-          <w:szCs w:val="20"/>
-          <w:rtl w:val="0"/>
-          <w:lang w:val="en-US"/>
-        </w:rPr>
-      </w:pPr>
-      <w:r>
-        <w:rPr>
-          <w:rFonts w:ascii="Calibri Light" w:hAnsi="Calibri Light"/>
-          <w:sz w:val="20"/>
-          <w:szCs w:val="20"/>
-          <w:rtl w:val="0"/>
-          <w:lang w:val="en-US"/>
-        </w:rPr>
-        <w:t xml:space="preserve">Defined and tracked platform OKRs, SLOs, and delivery metrics </w:t>
-      </w:r>
-      <w:r>
-        <w:rPr>
-          <w:rFonts w:ascii="Calibri Light" w:hAnsi="Calibri Light" w:hint="default"/>
-          <w:sz w:val="20"/>
-          <w:szCs w:val="20"/>
-          <w:rtl w:val="0"/>
-          <w:lang w:val="en-US"/>
-        </w:rPr>
-        <w:t xml:space="preserve">— </w:t>
-      </w:r>
-      <w:r>
-        <w:rPr>
-          <w:rFonts w:ascii="Calibri Light" w:hAnsi="Calibri Light"/>
-          <w:sz w:val="20"/>
-          <w:szCs w:val="20"/>
-          <w:rtl w:val="0"/>
-          <w:lang w:val="en-US"/>
-        </w:rPr>
-        <w:t>reporting to senior leadership to drive data-informed prioriti</w:t>
-      </w:r>
-      <w:r>
-        <w:rPr>
-          <w:rFonts w:ascii="Calibri Light" w:hAnsi="Calibri Light"/>
-          <w:sz w:val="20"/>
-          <w:szCs w:val="20"/>
-          <w:rtl w:val="0"/>
-          <w:lang w:val="en-US"/>
-        </w:rPr>
-        <w:t>z</w:t>
-      </w:r>
-      <w:r>
-        <w:rPr>
-          <w:rFonts w:ascii="Calibri Light" w:hAnsi="Calibri Light"/>
-          <w:sz w:val="20"/>
-          <w:szCs w:val="20"/>
-          <w:rtl w:val="0"/>
-          <w:lang w:val="en-US"/>
-        </w:rPr>
-        <w:t>ation and roadmap trade-off decisions.</w:t>
+        <w:t>maintaining RAID logs, status reports, and executive presentations, and managing change requests through to smooth transition into operational support.</w:t>
       </w:r>
     </w:p>
     <w:p>
@@ -904,7 +609,9 @@
         <w:ind w:left="0" w:right="0" w:firstLine="0"/>
         <w:jc w:val="both"/>
         <w:rPr>
-          <w:rFonts w:ascii="Calibri Light" w:cs="Calibri Light" w:hAnsi="Calibri Light" w:eastAsia="Calibri Light"/>
+          <w:rFonts w:ascii="Carlito" w:cs="Carlito" w:hAnsi="Carlito" w:eastAsia="Carlito"/>
+          <w:b w:val="1"/>
+          <w:bCs w:val="1"/>
           <w:sz w:val="20"/>
           <w:szCs w:val="20"/>
           <w:rtl w:val="0"/>
@@ -943,13 +650,14 @@
           <w:szCs w:val="20"/>
           <w:u w:color="2f5496"/>
           <w:rtl w:val="0"/>
+          <w:lang w:val="en-US"/>
           <w14:textFill>
             <w14:solidFill>
               <w14:srgbClr w14:val="2F5496"/>
             </w14:solidFill>
           </w14:textFill>
         </w:rPr>
-        <w:t xml:space="preserve">Cloud Engineer | </w:t>
+        <w:t xml:space="preserve">Technical Product Owner | </w:t>
       </w:r>
       <w:r>
         <w:rPr>
@@ -982,13 +690,34 @@
           <w:szCs w:val="20"/>
           <w:u w:color="2f5496"/>
           <w:rtl w:val="0"/>
+          <w:lang w:val="en-US"/>
           <w14:textFill>
             <w14:solidFill>
               <w14:srgbClr w14:val="2F5496"/>
             </w14:solidFill>
           </w14:textFill>
         </w:rPr>
-        <w:t>Sep 2022 - Jul 2024</w:t>
+        <w:t xml:space="preserve">Jul 2024 - </w:t>
+      </w:r>
+      <w:r>
+        <w:rPr>
+          <w:rFonts w:ascii="Carlito" w:hAnsi="Carlito"/>
+          <w:b w:val="1"/>
+          <w:bCs w:val="1"/>
+          <w:outline w:val="0"/>
+          <w:color w:val="2f5496"/>
+          <w:sz w:val="20"/>
+          <w:szCs w:val="20"/>
+          <w:u w:color="2f5496"/>
+          <w:rtl w:val="0"/>
+          <w:lang w:val="en-US"/>
+          <w14:textFill>
+            <w14:solidFill>
+              <w14:srgbClr w14:val="2F5496"/>
+            </w14:solidFill>
+          </w14:textFill>
+        </w:rPr>
+        <w:t>Jul 2026</w:t>
       </w:r>
     </w:p>
     <w:p>
@@ -996,7 +725,7 @@
         <w:pStyle w:val="List Paragraph"/>
         <w:numPr>
           <w:ilvl w:val="0"/>
-          <w:numId w:val="2"/>
+          <w:numId w:val="3"/>
         </w:numPr>
         <w:bidi w:val="0"/>
         <w:spacing w:before="40" w:after="0" w:line="240" w:lineRule="auto"/>
@@ -1018,27 +747,7 @@
           <w:rtl w:val="0"/>
           <w:lang w:val="en-US"/>
         </w:rPr>
-        <w:t>Optimi</w:t>
-      </w:r>
-      <w:r>
-        <w:rPr>
-          <w:rFonts w:ascii="Calibri Light" w:hAnsi="Calibri Light"/>
-          <w:sz w:val="20"/>
-          <w:szCs w:val="20"/>
-          <w:rtl w:val="0"/>
-          <w:lang w:val="en-US"/>
-        </w:rPr>
-        <w:t>z</w:t>
-      </w:r>
-      <w:r>
-        <w:rPr>
-          <w:rFonts w:ascii="Calibri Light" w:hAnsi="Calibri Light"/>
-          <w:sz w:val="20"/>
-          <w:szCs w:val="20"/>
-          <w:rtl w:val="0"/>
-          <w:lang w:val="en-US"/>
-        </w:rPr>
-        <w:t>ed AWS workloads across unified infrastructure, reducing infrastructure costs by ~20</w:t>
+        <w:t xml:space="preserve">Owned the vision and roadmap for Jetstar's Internal Developer Platform (IDP) and Unified Infrastructure </w:t>
       </w:r>
       <w:r>
         <w:rPr>
@@ -1048,37 +757,17 @@
           <w:rtl w:val="0"/>
           <w:lang w:val="en-US"/>
         </w:rPr>
-        <w:t>–</w:t>
-      </w:r>
-      <w:r>
-        <w:rPr>
-          <w:rFonts w:ascii="Calibri Light" w:hAnsi="Calibri Light"/>
-          <w:sz w:val="20"/>
-          <w:szCs w:val="20"/>
-          <w:rtl w:val="0"/>
-          <w:lang w:val="en-US"/>
-        </w:rPr>
-        <w:t>30% through right-sizing and improved resource utili</w:t>
-      </w:r>
-      <w:r>
-        <w:rPr>
-          <w:rFonts w:ascii="Calibri Light" w:hAnsi="Calibri Light"/>
-          <w:sz w:val="20"/>
-          <w:szCs w:val="20"/>
-          <w:rtl w:val="0"/>
-          <w:lang w:val="en-US"/>
-        </w:rPr>
-        <w:t>z</w:t>
-      </w:r>
-      <w:r>
-        <w:rPr>
-          <w:rFonts w:ascii="Calibri Light" w:hAnsi="Calibri Light"/>
-          <w:sz w:val="20"/>
-          <w:szCs w:val="20"/>
-          <w:rtl w:val="0"/>
-          <w:lang w:val="en-US"/>
-        </w:rPr>
-        <w:t xml:space="preserve">ation. </w:t>
+        <w:t xml:space="preserve">— </w:t>
+      </w:r>
+      <w:r>
+        <w:rPr>
+          <w:rFonts w:ascii="Calibri Light" w:hAnsi="Calibri Light"/>
+          <w:sz w:val="20"/>
+          <w:szCs w:val="20"/>
+          <w:rtl w:val="0"/>
+          <w:lang w:val="en-US"/>
+        </w:rPr>
+        <w:t>cutting infrastructure onboarding time by ~40% and driving adoption across 10+ engineering squads, eliminating ticket-driven dependencies on the platform team.</w:t>
       </w:r>
     </w:p>
     <w:p>
@@ -1086,7 +775,7 @@
         <w:pStyle w:val="List Paragraph"/>
         <w:numPr>
           <w:ilvl w:val="0"/>
-          <w:numId w:val="2"/>
+          <w:numId w:val="3"/>
         </w:numPr>
         <w:bidi w:val="0"/>
         <w:spacing w:before="40" w:after="0" w:line="240" w:lineRule="auto"/>
@@ -1108,7 +797,27 @@
           <w:rtl w:val="0"/>
           <w:lang w:val="en-US"/>
         </w:rPr>
-        <w:t>Transformed CI/CD pipelines from GoCD to GitHub Actions, cutting deployment time from hours to minutes and standardi</w:t>
+        <w:t xml:space="preserve">Drove voluntary adoption of the Platform Team Engagement Guide across 10+ squads with no mandate </w:t>
+      </w:r>
+      <w:r>
+        <w:rPr>
+          <w:rFonts w:ascii="Calibri Light" w:hAnsi="Calibri Light" w:hint="default"/>
+          <w:sz w:val="20"/>
+          <w:szCs w:val="20"/>
+          <w:rtl w:val="0"/>
+          <w:lang w:val="en-US"/>
+        </w:rPr>
+        <w:t xml:space="preserve">— </w:t>
+      </w:r>
+      <w:r>
+        <w:rPr>
+          <w:rFonts w:ascii="Calibri Light" w:hAnsi="Calibri Light"/>
+          <w:sz w:val="20"/>
+          <w:szCs w:val="20"/>
+          <w:rtl w:val="0"/>
+          <w:lang w:val="en-US"/>
+        </w:rPr>
+        <w:t>standardi</w:t>
       </w:r>
       <w:r>
         <w:rPr>
@@ -1128,7 +837,7 @@
           <w:rtl w:val="0"/>
           <w:lang w:val="en-US"/>
         </w:rPr>
-        <w:t xml:space="preserve">ing reusable automation frameworks across 10+ teams. </w:t>
+        <w:t>ing onboarding and automation-first workflows through enablement, not enforcement.</w:t>
       </w:r>
     </w:p>
     <w:p>
@@ -1136,7 +845,7 @@
         <w:pStyle w:val="List Paragraph"/>
         <w:numPr>
           <w:ilvl w:val="0"/>
-          <w:numId w:val="2"/>
+          <w:numId w:val="3"/>
         </w:numPr>
         <w:bidi w:val="0"/>
         <w:spacing w:before="40" w:after="0" w:line="240" w:lineRule="auto"/>
@@ -1158,7 +867,7 @@
           <w:rtl w:val="0"/>
           <w:lang w:val="en-US"/>
         </w:rPr>
-        <w:t xml:space="preserve">Architected and managed Akamai CDN solutions including WAF rules and Bot Manager policies, strengthening application security posture and improving global edge performance. </w:t>
+        <w:t xml:space="preserve">Introduced a dual-track operating model separating platform support and roadmap delivery, improving operational reliability and execution for an 8-member platform team supporting 10+ engineering squads. </w:t>
       </w:r>
     </w:p>
     <w:p>
@@ -1166,7 +875,7 @@
         <w:pStyle w:val="List Paragraph"/>
         <w:numPr>
           <w:ilvl w:val="0"/>
-          <w:numId w:val="2"/>
+          <w:numId w:val="3"/>
         </w:numPr>
         <w:bidi w:val="0"/>
         <w:spacing w:before="40" w:after="0" w:line="240" w:lineRule="auto"/>
@@ -1188,7 +897,47 @@
           <w:rtl w:val="0"/>
           <w:lang w:val="en-US"/>
         </w:rPr>
-        <w:t>Implemented observability solutions using Datadog, Splunk, and CloudWatch, improving monitoring, incident detection, and operational visibility.</w:t>
+        <w:t xml:space="preserve">Owned end-to-end migration of </w:t>
+      </w:r>
+      <w:r>
+        <w:rPr>
+          <w:rFonts w:ascii="Calibri Light" w:hAnsi="Calibri Light"/>
+          <w:sz w:val="20"/>
+          <w:szCs w:val="20"/>
+          <w:rtl w:val="0"/>
+          <w:lang w:val="en-US"/>
+        </w:rPr>
+        <w:t>1</w:t>
+      </w:r>
+      <w:r>
+        <w:rPr>
+          <w:rFonts w:ascii="Calibri Light" w:hAnsi="Calibri Light"/>
+          <w:sz w:val="20"/>
+          <w:szCs w:val="20"/>
+          <w:rtl w:val="0"/>
+          <w:lang w:val="en-US"/>
+        </w:rPr>
+        <w:t xml:space="preserve">0+ workloads from Jetstar to Qantas Cloud Platform </w:t>
+      </w:r>
+      <w:r>
+        <w:rPr>
+          <w:rFonts w:ascii="Calibri Light" w:hAnsi="Calibri Light" w:hint="default"/>
+          <w:sz w:val="20"/>
+          <w:szCs w:val="20"/>
+          <w:rtl w:val="0"/>
+          <w:lang w:val="en-US"/>
+        </w:rPr>
+        <w:t xml:space="preserve">— </w:t>
+      </w:r>
+      <w:r>
+        <w:rPr>
+          <w:rFonts w:ascii="Calibri Light" w:hAnsi="Calibri Light"/>
+          <w:sz w:val="20"/>
+          <w:szCs w:val="20"/>
+          <w:rtl w:val="0"/>
+          <w:lang w:val="en-US"/>
+        </w:rPr>
+        <w:t>defining migration sequencing, risk mitigation strategy, and landing zone alignment, with zero production incidents at cutover.</w:t>
       </w:r>
     </w:p>
     <w:p>
@@ -1196,7 +945,7 @@
         <w:pStyle w:val="List Paragraph"/>
         <w:numPr>
           <w:ilvl w:val="0"/>
-          <w:numId w:val="2"/>
+          <w:numId w:val="3"/>
         </w:numPr>
         <w:bidi w:val="0"/>
         <w:spacing w:before="40" w:after="0" w:line="240" w:lineRule="auto"/>
@@ -1218,7 +967,37 @@
           <w:rtl w:val="0"/>
           <w:lang w:val="en-US"/>
         </w:rPr>
-        <w:t xml:space="preserve">Spearheaded emergency cloud hardening initiative following CrowdStrike findings </w:t>
+        <w:t>Maintained 100% PCI DSS compliance across existing infrastructure through year-on-year assessment cycles, coordinating audit readiness, evidence gathering, and continuous control improvements.</w:t>
+      </w:r>
+    </w:p>
+    <w:p>
+      <w:pPr>
+        <w:pStyle w:val="List Paragraph"/>
+        <w:numPr>
+          <w:ilvl w:val="0"/>
+          <w:numId w:val="3"/>
+        </w:numPr>
+        <w:bidi w:val="0"/>
+        <w:spacing w:before="40" w:after="0" w:line="240" w:lineRule="auto"/>
+        <w:ind w:right="0"/>
+        <w:jc w:val="both"/>
+        <w:rPr>
+          <w:rFonts w:ascii="Calibri Light" w:hAnsi="Calibri Light"/>
+          <w:sz w:val="20"/>
+          <w:szCs w:val="20"/>
+          <w:rtl w:val="0"/>
+          <w:lang w:val="en-US"/>
+        </w:rPr>
+      </w:pPr>
+      <w:r>
+        <w:rPr>
+          <w:rFonts w:ascii="Calibri Light" w:hAnsi="Calibri Light"/>
+          <w:sz w:val="20"/>
+          <w:szCs w:val="20"/>
+          <w:rtl w:val="0"/>
+          <w:lang w:val="en-US"/>
+        </w:rPr>
+        <w:t xml:space="preserve">Owned platform delivery across 4 geographies (SG, AU, BKK, MNL) </w:t>
       </w:r>
       <w:r>
         <w:rPr>
@@ -1238,27 +1017,77 @@
           <w:rtl w:val="0"/>
           <w:lang w:val="en-US"/>
         </w:rPr>
-        <w:t xml:space="preserve">remediating 100% of critical and high vulnerabilities across AWS infrastructure within </w:t>
-      </w:r>
-      <w:r>
-        <w:rPr>
-          <w:rFonts w:ascii="Calibri Light" w:hAnsi="Calibri Light"/>
-          <w:sz w:val="20"/>
-          <w:szCs w:val="20"/>
-          <w:rtl w:val="0"/>
-          <w:lang w:val="en-US"/>
-        </w:rPr>
-        <w:t>3</w:t>
-      </w:r>
-      <w:r>
-        <w:rPr>
-          <w:rFonts w:ascii="Calibri Light" w:hAnsi="Calibri Light"/>
-          <w:sz w:val="20"/>
-          <w:szCs w:val="20"/>
-          <w:rtl w:val="0"/>
-          <w:lang w:val="en-US"/>
-        </w:rPr>
-        <w:t xml:space="preserve"> weeks, restoring security posture ahead of schedule.</w:t>
+        <w:t>aligning 6 stakeholder functions including security, cloud, and release management to unblock engineering squads and sustain adoption velocity.</w:t>
+      </w:r>
+    </w:p>
+    <w:p>
+      <w:pPr>
+        <w:pStyle w:val="List Paragraph"/>
+        <w:numPr>
+          <w:ilvl w:val="0"/>
+          <w:numId w:val="3"/>
+        </w:numPr>
+        <w:bidi w:val="0"/>
+        <w:spacing w:before="40" w:after="0" w:line="240" w:lineRule="auto"/>
+        <w:ind w:right="0"/>
+        <w:jc w:val="both"/>
+        <w:rPr>
+          <w:rFonts w:ascii="Calibri Light" w:hAnsi="Calibri Light"/>
+          <w:sz w:val="20"/>
+          <w:szCs w:val="20"/>
+          <w:rtl w:val="0"/>
+          <w:lang w:val="en-US"/>
+        </w:rPr>
+      </w:pPr>
+      <w:r>
+        <w:rPr>
+          <w:rFonts w:ascii="Calibri Light" w:hAnsi="Calibri Light"/>
+          <w:sz w:val="20"/>
+          <w:szCs w:val="20"/>
+          <w:rtl w:val="0"/>
+          <w:lang w:val="en-US"/>
+        </w:rPr>
+        <w:t xml:space="preserve">Defined and tracked platform OKRs, SLOs, and delivery metrics </w:t>
+      </w:r>
+      <w:r>
+        <w:rPr>
+          <w:rFonts w:ascii="Calibri Light" w:hAnsi="Calibri Light" w:hint="default"/>
+          <w:sz w:val="20"/>
+          <w:szCs w:val="20"/>
+          <w:rtl w:val="0"/>
+          <w:lang w:val="en-US"/>
+        </w:rPr>
+        <w:t xml:space="preserve">— </w:t>
+      </w:r>
+      <w:r>
+        <w:rPr>
+          <w:rFonts w:ascii="Calibri Light" w:hAnsi="Calibri Light"/>
+          <w:sz w:val="20"/>
+          <w:szCs w:val="20"/>
+          <w:rtl w:val="0"/>
+          <w:lang w:val="en-US"/>
+        </w:rPr>
+        <w:t>reporting to senior leadership to drive data-informed prioriti</w:t>
+      </w:r>
+      <w:r>
+        <w:rPr>
+          <w:rFonts w:ascii="Calibri Light" w:hAnsi="Calibri Light"/>
+          <w:sz w:val="20"/>
+          <w:szCs w:val="20"/>
+          <w:rtl w:val="0"/>
+          <w:lang w:val="en-US"/>
+        </w:rPr>
+        <w:t>z</w:t>
+      </w:r>
+      <w:r>
+        <w:rPr>
+          <w:rFonts w:ascii="Calibri Light" w:hAnsi="Calibri Light"/>
+          <w:sz w:val="20"/>
+          <w:szCs w:val="20"/>
+          <w:rtl w:val="0"/>
+          <w:lang w:val="en-US"/>
+        </w:rPr>
+        <w:t>ation and roadmap trade-off decisions.</w:t>
       </w:r>
     </w:p>
     <w:p>
@@ -1308,14 +1137,13 @@
           <w:szCs w:val="20"/>
           <w:u w:color="2f5496"/>
           <w:rtl w:val="0"/>
-          <w:lang w:val="en-US"/>
           <w14:textFill>
             <w14:solidFill>
               <w14:srgbClr w14:val="2F5496"/>
             </w14:solidFill>
           </w14:textFill>
         </w:rPr>
-        <w:t xml:space="preserve">Senior Software Developer | </w:t>
+        <w:t xml:space="preserve">Cloud Engineer | </w:t>
       </w:r>
       <w:r>
         <w:rPr>
@@ -1348,14 +1176,13 @@
           <w:szCs w:val="20"/>
           <w:u w:color="2f5496"/>
           <w:rtl w:val="0"/>
-          <w:lang w:val="en-US"/>
           <w14:textFill>
             <w14:solidFill>
               <w14:srgbClr w14:val="2F5496"/>
             </w14:solidFill>
           </w14:textFill>
         </w:rPr>
-        <w:t>Feb 2017 - Sep 2022</w:t>
+        <w:t>Sep 2022 - Jul 2024</w:t>
       </w:r>
     </w:p>
     <w:p>
@@ -1363,7 +1190,7 @@
         <w:pStyle w:val="List Paragraph"/>
         <w:numPr>
           <w:ilvl w:val="0"/>
-          <w:numId w:val="2"/>
+          <w:numId w:val="3"/>
         </w:numPr>
         <w:bidi w:val="0"/>
         <w:spacing w:before="40" w:after="0" w:line="240" w:lineRule="auto"/>
@@ -1385,7 +1212,27 @@
           <w:rtl w:val="0"/>
           <w:lang w:val="en-US"/>
         </w:rPr>
-        <w:t>Engineered Jetstar</w:t>
+        <w:t>Optimi</w:t>
+      </w:r>
+      <w:r>
+        <w:rPr>
+          <w:rFonts w:ascii="Calibri Light" w:hAnsi="Calibri Light"/>
+          <w:sz w:val="20"/>
+          <w:szCs w:val="20"/>
+          <w:rtl w:val="0"/>
+          <w:lang w:val="en-US"/>
+        </w:rPr>
+        <w:t>z</w:t>
+      </w:r>
+      <w:r>
+        <w:rPr>
+          <w:rFonts w:ascii="Calibri Light" w:hAnsi="Calibri Light"/>
+          <w:sz w:val="20"/>
+          <w:szCs w:val="20"/>
+          <w:rtl w:val="0"/>
+          <w:lang w:val="en-US"/>
+        </w:rPr>
+        <w:t>ed AWS workloads across unified infrastructure, reducing infrastructure costs by ~20</w:t>
       </w:r>
       <w:r>
         <w:rPr>
@@ -1395,17 +1242,37 @@
           <w:rtl w:val="0"/>
           <w:lang w:val="en-US"/>
         </w:rPr>
-        <w:t>’</w:t>
-      </w:r>
-      <w:r>
-        <w:rPr>
-          <w:rFonts w:ascii="Calibri Light" w:hAnsi="Calibri Light"/>
-          <w:sz w:val="20"/>
-          <w:szCs w:val="20"/>
-          <w:rtl w:val="0"/>
-          <w:lang w:val="en-US"/>
-        </w:rPr>
-        <w:t xml:space="preserve">s microservices-based modular distribution platform from the ground up, supporting 100k+ daily e-commerce booking requests with high availability and API-driven architecture. </w:t>
+        <w:t>–</w:t>
+      </w:r>
+      <w:r>
+        <w:rPr>
+          <w:rFonts w:ascii="Calibri Light" w:hAnsi="Calibri Light"/>
+          <w:sz w:val="20"/>
+          <w:szCs w:val="20"/>
+          <w:rtl w:val="0"/>
+          <w:lang w:val="en-US"/>
+        </w:rPr>
+        <w:t>30% through right-sizing and improved resource utili</w:t>
+      </w:r>
+      <w:r>
+        <w:rPr>
+          <w:rFonts w:ascii="Calibri Light" w:hAnsi="Calibri Light"/>
+          <w:sz w:val="20"/>
+          <w:szCs w:val="20"/>
+          <w:rtl w:val="0"/>
+          <w:lang w:val="en-US"/>
+        </w:rPr>
+        <w:t>z</w:t>
+      </w:r>
+      <w:r>
+        <w:rPr>
+          <w:rFonts w:ascii="Calibri Light" w:hAnsi="Calibri Light"/>
+          <w:sz w:val="20"/>
+          <w:szCs w:val="20"/>
+          <w:rtl w:val="0"/>
+          <w:lang w:val="en-US"/>
+        </w:rPr>
+        <w:t xml:space="preserve">ation. </w:t>
       </w:r>
     </w:p>
     <w:p>
@@ -1413,7 +1280,7 @@
         <w:pStyle w:val="List Paragraph"/>
         <w:numPr>
           <w:ilvl w:val="0"/>
-          <w:numId w:val="2"/>
+          <w:numId w:val="3"/>
         </w:numPr>
         <w:bidi w:val="0"/>
         <w:spacing w:before="40" w:after="0" w:line="240" w:lineRule="auto"/>
@@ -1435,27 +1302,7 @@
           <w:rtl w:val="0"/>
           <w:lang w:val="en-US"/>
         </w:rPr>
-        <w:t xml:space="preserve">Built and maintained scalable mobile backend services and DevOps pipelines (C#, REST/SOAP, Jenkins, AWS CloudFormation) </w:t>
-      </w:r>
-      <w:r>
-        <w:rPr>
-          <w:rFonts w:ascii="Calibri Light" w:hAnsi="Calibri Light" w:hint="default"/>
-          <w:sz w:val="20"/>
-          <w:szCs w:val="20"/>
-          <w:rtl w:val="0"/>
-          <w:lang w:val="en-US"/>
-        </w:rPr>
-        <w:t xml:space="preserve">— </w:t>
-      </w:r>
-      <w:r>
-        <w:rPr>
-          <w:rFonts w:ascii="Calibri Light" w:hAnsi="Calibri Light"/>
-          <w:sz w:val="20"/>
-          <w:szCs w:val="20"/>
-          <w:rtl w:val="0"/>
-          <w:lang w:val="en-US"/>
-        </w:rPr>
-        <w:t>increasing release frequency and reducing deployment failures through standardi</w:t>
+        <w:t>Transformed CI/CD pipelines from GoCD to GitHub Actions, cutting deployment time from hours to minutes and standardi</w:t>
       </w:r>
       <w:r>
         <w:rPr>
@@ -1475,7 +1322,7 @@
           <w:rtl w:val="0"/>
           <w:lang w:val="en-US"/>
         </w:rPr>
-        <w:t>ed CI/CD practices.</w:t>
+        <w:t xml:space="preserve">ing reusable automation frameworks across 10+ teams. </w:t>
       </w:r>
     </w:p>
     <w:p>
@@ -1483,7 +1330,7 @@
         <w:pStyle w:val="List Paragraph"/>
         <w:numPr>
           <w:ilvl w:val="0"/>
-          <w:numId w:val="2"/>
+          <w:numId w:val="3"/>
         </w:numPr>
         <w:bidi w:val="0"/>
         <w:spacing w:before="40" w:after="0" w:line="240" w:lineRule="auto"/>
@@ -1505,30 +1352,121 @@
           <w:rtl w:val="0"/>
           <w:lang w:val="en-US"/>
         </w:rPr>
-        <w:t xml:space="preserve">Partnered with operations to implement proactive monitoring and alerting, significantly reducing unplanned downtime and enhancing overall service reliability. </w:t>
-      </w:r>
-    </w:p>
-    <w:p>
-      <w:pPr>
-        <w:pStyle w:val="Body"/>
-        <w:spacing w:before="40" w:after="0" w:line="240" w:lineRule="auto"/>
+        <w:t xml:space="preserve">Architected and managed Akamai CDN solutions including WAF rules and Bot Manager policies, strengthening application security posture and improving global edge performance. </w:t>
+      </w:r>
+    </w:p>
+    <w:p>
+      <w:pPr>
+        <w:pStyle w:val="List Paragraph"/>
+        <w:numPr>
+          <w:ilvl w:val="0"/>
+          <w:numId w:val="3"/>
+        </w:numPr>
+        <w:bidi w:val="0"/>
+        <w:spacing w:before="40" w:after="0" w:line="240" w:lineRule="auto"/>
+        <w:ind w:right="0"/>
+        <w:jc w:val="both"/>
+        <w:rPr>
+          <w:rFonts w:ascii="Calibri Light" w:hAnsi="Calibri Light"/>
+          <w:sz w:val="20"/>
+          <w:szCs w:val="20"/>
+          <w:rtl w:val="0"/>
+          <w:lang w:val="en-US"/>
+        </w:rPr>
+      </w:pPr>
+      <w:r>
+        <w:rPr>
+          <w:rFonts w:ascii="Calibri Light" w:hAnsi="Calibri Light"/>
+          <w:sz w:val="20"/>
+          <w:szCs w:val="20"/>
+          <w:rtl w:val="0"/>
+          <w:lang w:val="en-US"/>
+        </w:rPr>
+        <w:t>Implemented observability solutions using Datadog, Splunk, and CloudWatch, improving monitoring, incident detection, and operational visibility.</w:t>
+      </w:r>
+    </w:p>
+    <w:p>
+      <w:pPr>
+        <w:pStyle w:val="List Paragraph"/>
+        <w:numPr>
+          <w:ilvl w:val="0"/>
+          <w:numId w:val="3"/>
+        </w:numPr>
+        <w:bidi w:val="0"/>
+        <w:spacing w:before="40" w:after="0" w:line="240" w:lineRule="auto"/>
+        <w:ind w:right="0"/>
+        <w:jc w:val="both"/>
+        <w:rPr>
+          <w:rFonts w:ascii="Calibri Light" w:hAnsi="Calibri Light"/>
+          <w:sz w:val="20"/>
+          <w:szCs w:val="20"/>
+          <w:rtl w:val="0"/>
+          <w:lang w:val="en-US"/>
+        </w:rPr>
+      </w:pPr>
+      <w:r>
+        <w:rPr>
+          <w:rFonts w:ascii="Calibri Light" w:hAnsi="Calibri Light"/>
+          <w:sz w:val="20"/>
+          <w:szCs w:val="20"/>
+          <w:rtl w:val="0"/>
+          <w:lang w:val="en-US"/>
+        </w:rPr>
+        <w:t xml:space="preserve">Spearheaded emergency cloud hardening initiative following CrowdStrike findings </w:t>
+      </w:r>
+      <w:r>
+        <w:rPr>
+          <w:rFonts w:ascii="Calibri Light" w:hAnsi="Calibri Light" w:hint="default"/>
+          <w:sz w:val="20"/>
+          <w:szCs w:val="20"/>
+          <w:rtl w:val="0"/>
+          <w:lang w:val="en-US"/>
+        </w:rPr>
+        <w:t xml:space="preserve">— </w:t>
+      </w:r>
+      <w:r>
+        <w:rPr>
+          <w:rFonts w:ascii="Calibri Light" w:hAnsi="Calibri Light"/>
+          <w:sz w:val="20"/>
+          <w:szCs w:val="20"/>
+          <w:rtl w:val="0"/>
+          <w:lang w:val="en-US"/>
+        </w:rPr>
+        <w:t xml:space="preserve">remediating 100% of critical and high vulnerabilities across AWS infrastructure within </w:t>
+      </w:r>
+      <w:r>
+        <w:rPr>
+          <w:rFonts w:ascii="Calibri Light" w:hAnsi="Calibri Light"/>
+          <w:sz w:val="20"/>
+          <w:szCs w:val="20"/>
+          <w:rtl w:val="0"/>
+          <w:lang w:val="en-US"/>
+        </w:rPr>
+        <w:t>3</w:t>
+      </w:r>
+      <w:r>
+        <w:rPr>
+          <w:rFonts w:ascii="Calibri Light" w:hAnsi="Calibri Light"/>
+          <w:sz w:val="20"/>
+          <w:szCs w:val="20"/>
+          <w:rtl w:val="0"/>
+          <w:lang w:val="en-US"/>
+        </w:rPr>
+        <w:t xml:space="preserve"> weeks, restoring security posture ahead of schedule.</w:t>
+      </w:r>
+    </w:p>
+    <w:p>
+      <w:pPr>
+        <w:pStyle w:val="List Paragraph"/>
+        <w:bidi w:val="0"/>
+        <w:spacing w:before="40" w:after="0" w:line="240" w:lineRule="auto"/>
+        <w:ind w:left="0" w:right="0" w:firstLine="0"/>
         <w:jc w:val="both"/>
         <w:rPr>
           <w:rFonts w:ascii="Calibri Light" w:cs="Calibri Light" w:hAnsi="Calibri Light" w:eastAsia="Calibri Light"/>
           <w:sz w:val="20"/>
           <w:szCs w:val="20"/>
-        </w:rPr>
-      </w:pPr>
-    </w:p>
-    <w:p>
-      <w:pPr>
-        <w:pStyle w:val="Body"/>
-        <w:spacing w:before="40" w:after="0" w:line="240" w:lineRule="auto"/>
-        <w:jc w:val="both"/>
-        <w:rPr>
-          <w:rFonts w:ascii="Calibri Light" w:cs="Calibri Light" w:hAnsi="Calibri Light" w:eastAsia="Calibri Light"/>
-          <w:sz w:val="20"/>
-          <w:szCs w:val="20"/>
+          <w:rtl w:val="0"/>
         </w:rPr>
       </w:pPr>
     </w:p>
@@ -1571,6 +1509,250 @@
             </w14:solidFill>
           </w14:textFill>
         </w:rPr>
+        <w:t xml:space="preserve">Senior Software Developer | </w:t>
+      </w:r>
+      <w:r>
+        <w:rPr>
+          <w:rFonts w:ascii="Carlito" w:hAnsi="Carlito"/>
+          <w:b w:val="1"/>
+          <w:bCs w:val="1"/>
+          <w:outline w:val="0"/>
+          <w:color w:val="2f5496"/>
+          <w:sz w:val="20"/>
+          <w:szCs w:val="20"/>
+          <w:u w:color="2f5496"/>
+          <w:rtl w:val="0"/>
+          <w:lang w:val="en-US"/>
+          <w14:textFill>
+            <w14:solidFill>
+              <w14:srgbClr w14:val="2F5496"/>
+            </w14:solidFill>
+          </w14:textFill>
+        </w:rPr>
+        <w:t xml:space="preserve">Jetstar Airways, Singapore | </w:t>
+      </w:r>
+      <w:r>
+        <w:rPr>
+          <w:rFonts w:ascii="Carlito" w:hAnsi="Carlito"/>
+          <w:b w:val="1"/>
+          <w:bCs w:val="1"/>
+          <w:outline w:val="0"/>
+          <w:color w:val="2f5496"/>
+          <w:sz w:val="20"/>
+          <w:szCs w:val="20"/>
+          <w:u w:color="2f5496"/>
+          <w:rtl w:val="0"/>
+          <w:lang w:val="en-US"/>
+          <w14:textFill>
+            <w14:solidFill>
+              <w14:srgbClr w14:val="2F5496"/>
+            </w14:solidFill>
+          </w14:textFill>
+        </w:rPr>
+        <w:t>Feb 2017 - Sep 2022</w:t>
+      </w:r>
+    </w:p>
+    <w:p>
+      <w:pPr>
+        <w:pStyle w:val="List Paragraph"/>
+        <w:numPr>
+          <w:ilvl w:val="0"/>
+          <w:numId w:val="3"/>
+        </w:numPr>
+        <w:bidi w:val="0"/>
+        <w:spacing w:before="40" w:after="0" w:line="240" w:lineRule="auto"/>
+        <w:ind w:right="0"/>
+        <w:jc w:val="both"/>
+        <w:rPr>
+          <w:rFonts w:ascii="Calibri Light" w:hAnsi="Calibri Light"/>
+          <w:sz w:val="20"/>
+          <w:szCs w:val="20"/>
+          <w:rtl w:val="0"/>
+          <w:lang w:val="en-US"/>
+        </w:rPr>
+      </w:pPr>
+      <w:r>
+        <w:rPr>
+          <w:rFonts w:ascii="Calibri Light" w:hAnsi="Calibri Light"/>
+          <w:sz w:val="20"/>
+          <w:szCs w:val="20"/>
+          <w:rtl w:val="0"/>
+          <w:lang w:val="en-US"/>
+        </w:rPr>
+        <w:t>Engineered Jetstar</w:t>
+      </w:r>
+      <w:r>
+        <w:rPr>
+          <w:rFonts w:ascii="Calibri Light" w:hAnsi="Calibri Light" w:hint="default"/>
+          <w:sz w:val="20"/>
+          <w:szCs w:val="20"/>
+          <w:rtl w:val="0"/>
+          <w:lang w:val="en-US"/>
+        </w:rPr>
+        <w:t>’</w:t>
+      </w:r>
+      <w:r>
+        <w:rPr>
+          <w:rFonts w:ascii="Calibri Light" w:hAnsi="Calibri Light"/>
+          <w:sz w:val="20"/>
+          <w:szCs w:val="20"/>
+          <w:rtl w:val="0"/>
+          <w:lang w:val="en-US"/>
+        </w:rPr>
+        <w:t xml:space="preserve">s microservices-based modular distribution platform from the ground up, supporting 100k+ daily e-commerce booking requests with high availability and API-driven architecture. </w:t>
+      </w:r>
+    </w:p>
+    <w:p>
+      <w:pPr>
+        <w:pStyle w:val="List Paragraph"/>
+        <w:numPr>
+          <w:ilvl w:val="0"/>
+          <w:numId w:val="3"/>
+        </w:numPr>
+        <w:bidi w:val="0"/>
+        <w:spacing w:before="40" w:after="0" w:line="240" w:lineRule="auto"/>
+        <w:ind w:right="0"/>
+        <w:jc w:val="both"/>
+        <w:rPr>
+          <w:rFonts w:ascii="Calibri Light" w:hAnsi="Calibri Light"/>
+          <w:sz w:val="20"/>
+          <w:szCs w:val="20"/>
+          <w:rtl w:val="0"/>
+          <w:lang w:val="en-US"/>
+        </w:rPr>
+      </w:pPr>
+      <w:r>
+        <w:rPr>
+          <w:rFonts w:ascii="Calibri Light" w:hAnsi="Calibri Light"/>
+          <w:sz w:val="20"/>
+          <w:szCs w:val="20"/>
+          <w:rtl w:val="0"/>
+          <w:lang w:val="en-US"/>
+        </w:rPr>
+        <w:t xml:space="preserve">Built and maintained scalable mobile backend services and DevOps pipelines (C#, REST/SOAP, Jenkins, AWS CloudFormation) </w:t>
+      </w:r>
+      <w:r>
+        <w:rPr>
+          <w:rFonts w:ascii="Calibri Light" w:hAnsi="Calibri Light" w:hint="default"/>
+          <w:sz w:val="20"/>
+          <w:szCs w:val="20"/>
+          <w:rtl w:val="0"/>
+          <w:lang w:val="en-US"/>
+        </w:rPr>
+        <w:t xml:space="preserve">— </w:t>
+      </w:r>
+      <w:r>
+        <w:rPr>
+          <w:rFonts w:ascii="Calibri Light" w:hAnsi="Calibri Light"/>
+          <w:sz w:val="20"/>
+          <w:szCs w:val="20"/>
+          <w:rtl w:val="0"/>
+          <w:lang w:val="en-US"/>
+        </w:rPr>
+        <w:t>increasing release frequency and reducing deployment failures through standardi</w:t>
+      </w:r>
+      <w:r>
+        <w:rPr>
+          <w:rFonts w:ascii="Calibri Light" w:hAnsi="Calibri Light"/>
+          <w:sz w:val="20"/>
+          <w:szCs w:val="20"/>
+          <w:rtl w:val="0"/>
+          <w:lang w:val="en-US"/>
+        </w:rPr>
+        <w:t>z</w:t>
+      </w:r>
+      <w:r>
+        <w:rPr>
+          <w:rFonts w:ascii="Calibri Light" w:hAnsi="Calibri Light"/>
+          <w:sz w:val="20"/>
+          <w:szCs w:val="20"/>
+          <w:rtl w:val="0"/>
+          <w:lang w:val="en-US"/>
+        </w:rPr>
+        <w:t>ed CI/CD practices.</w:t>
+      </w:r>
+    </w:p>
+    <w:p>
+      <w:pPr>
+        <w:pStyle w:val="List Paragraph"/>
+        <w:numPr>
+          <w:ilvl w:val="0"/>
+          <w:numId w:val="3"/>
+        </w:numPr>
+        <w:bidi w:val="0"/>
+        <w:spacing w:before="40" w:after="0" w:line="240" w:lineRule="auto"/>
+        <w:ind w:right="0"/>
+        <w:jc w:val="both"/>
+        <w:rPr>
+          <w:rFonts w:ascii="Calibri Light" w:hAnsi="Calibri Light"/>
+          <w:sz w:val="20"/>
+          <w:szCs w:val="20"/>
+          <w:rtl w:val="0"/>
+          <w:lang w:val="en-US"/>
+        </w:rPr>
+      </w:pPr>
+      <w:r>
+        <w:rPr>
+          <w:rFonts w:ascii="Calibri Light" w:hAnsi="Calibri Light"/>
+          <w:sz w:val="20"/>
+          <w:szCs w:val="20"/>
+          <w:rtl w:val="0"/>
+          <w:lang w:val="en-US"/>
+        </w:rPr>
+        <w:t xml:space="preserve">Partnered with operations to implement proactive monitoring and alerting, significantly reducing unplanned downtime and enhancing overall service reliability. </w:t>
+      </w:r>
+    </w:p>
+    <w:p>
+      <w:pPr>
+        <w:pStyle w:val="Body"/>
+        <w:spacing w:before="40" w:after="0" w:line="240" w:lineRule="auto"/>
+        <w:jc w:val="both"/>
+        <w:rPr>
+          <w:rFonts w:ascii="Calibri Light" w:cs="Calibri Light" w:hAnsi="Calibri Light" w:eastAsia="Calibri Light"/>
+          <w:sz w:val="20"/>
+          <w:szCs w:val="20"/>
+        </w:rPr>
+      </w:pPr>
+    </w:p>
+    <w:p>
+      <w:pPr>
+        <w:pStyle w:val="Body"/>
+        <w:spacing w:before="40" w:after="0" w:line="240" w:lineRule="auto"/>
+        <w:jc w:val="both"/>
+        <w:rPr>
+          <w:rFonts w:ascii="Carlito" w:cs="Carlito" w:hAnsi="Carlito" w:eastAsia="Carlito"/>
+          <w:b w:val="1"/>
+          <w:bCs w:val="1"/>
+          <w:outline w:val="0"/>
+          <w:color w:val="2f5496"/>
+          <w:sz w:val="20"/>
+          <w:szCs w:val="20"/>
+          <w:u w:color="2f5496"/>
+          <w14:textFill>
+            <w14:solidFill>
+              <w14:srgbClr w14:val="2F5496"/>
+            </w14:solidFill>
+          </w14:textFill>
+        </w:rPr>
+      </w:pPr>
+      <w:r>
+        <w:rPr>
+          <w:rFonts w:ascii="Carlito" w:hAnsi="Carlito"/>
+          <w:b w:val="1"/>
+          <w:bCs w:val="1"/>
+          <w:outline w:val="0"/>
+          <w:color w:val="2f5496"/>
+          <w:sz w:val="20"/>
+          <w:szCs w:val="20"/>
+          <w:u w:color="2f5496"/>
+          <w:rtl w:val="0"/>
+          <w:lang w:val="en-US"/>
+          <w14:textFill>
+            <w14:solidFill>
+              <w14:srgbClr w14:val="2F5496"/>
+            </w14:solidFill>
+          </w14:textFill>
+        </w:rPr>
         <w:t xml:space="preserve">Application Developer | Thoughtworks, India | Oct 2013 </w:t>
       </w:r>
       <w:r>
@@ -1619,7 +1801,7 @@
         <w:pStyle w:val="List Paragraph"/>
         <w:numPr>
           <w:ilvl w:val="0"/>
-          <w:numId w:val="2"/>
+          <w:numId w:val="3"/>
         </w:numPr>
         <w:bidi w:val="0"/>
         <w:spacing w:before="40" w:after="0" w:line="240" w:lineRule="auto"/>
@@ -2608,13 +2790,13 @@
       <w:start w:val="1"/>
       <w:numFmt w:val="bullet"/>
       <w:suff w:val="tab"/>
-      <w:lvlText w:val="o"/>
+      <w:lvlText w:val="□"/>
       <w:lvlJc w:val="left"/>
       <w:pPr>
         <w:ind w:left="1137" w:hanging="360"/>
       </w:pPr>
       <w:rPr>
-        <w:rFonts w:ascii="Wingdings" w:cs="Wingdings" w:hAnsi="Wingdings" w:eastAsia="Wingdings"/>
+        <w:rFonts w:ascii="Arial Unicode MS" w:cs="Arial Unicode MS" w:hAnsi="Arial Unicode MS" w:eastAsia="Arial Unicode MS"/>
         <w:b w:val="0"/>
         <w:bCs w:val="0"/>
         <w:i w:val="0"/>
@@ -2698,13 +2880,13 @@
       <w:start w:val="1"/>
       <w:numFmt w:val="bullet"/>
       <w:suff w:val="tab"/>
-      <w:lvlText w:val="o"/>
+      <w:lvlText w:val="□"/>
       <w:lvlJc w:val="left"/>
       <w:pPr>
         <w:ind w:left="3297" w:hanging="360"/>
       </w:pPr>
       <w:rPr>
-        <w:rFonts w:ascii="Wingdings" w:cs="Wingdings" w:hAnsi="Wingdings" w:eastAsia="Wingdings"/>
+        <w:rFonts w:ascii="Arial Unicode MS" w:cs="Arial Unicode MS" w:hAnsi="Arial Unicode MS" w:eastAsia="Arial Unicode MS"/>
         <w:b w:val="0"/>
         <w:bCs w:val="0"/>
         <w:i w:val="0"/>
@@ -2788,13 +2970,13 @@
       <w:start w:val="1"/>
       <w:numFmt w:val="bullet"/>
       <w:suff w:val="tab"/>
-      <w:lvlText w:val="o"/>
+      <w:lvlText w:val="□"/>
       <w:lvlJc w:val="left"/>
       <w:pPr>
         <w:ind w:left="5457" w:hanging="360"/>
       </w:pPr>
       <w:rPr>
-        <w:rFonts w:ascii="Wingdings" w:cs="Wingdings" w:hAnsi="Wingdings" w:eastAsia="Wingdings"/>
+        <w:rFonts w:ascii="Arial Unicode MS" w:cs="Arial Unicode MS" w:hAnsi="Arial Unicode MS" w:eastAsia="Arial Unicode MS"/>
         <w:b w:val="0"/>
         <w:bCs w:val="0"/>
         <w:i w:val="0"/>
@@ -2850,6 +3032,297 @@
   </w:num>
   <w:num w:numId="2">
     <w:abstractNumId w:val="0"/>
+  </w:num>
+  <w:num w:numId="3">
+    <w:abstractNumId w:val="0"/>
+    <w:lvlOverride w:ilvl="0">
+      <w:lvl w:ilvl="0">
+        <w:start w:val="1"/>
+        <w:numFmt w:val="bullet"/>
+        <w:suff w:val="tab"/>
+        <w:lvlText w:val="▪"/>
+        <w:lvlJc w:val="left"/>
+        <w:pPr>
+          <w:ind w:left="417" w:hanging="360"/>
+        </w:pPr>
+        <w:rPr>
+          <w:rFonts w:ascii="Arial Unicode MS" w:cs="Arial Unicode MS" w:hAnsi="Arial Unicode MS" w:eastAsia="Arial Unicode MS"/>
+          <w:b w:val="0"/>
+          <w:bCs w:val="0"/>
+          <w:i w:val="0"/>
+          <w:iCs w:val="0"/>
+          <w:caps w:val="0"/>
+          <w:smallCaps w:val="0"/>
+          <w:strike w:val="0"/>
+          <w:dstrike w:val="0"/>
+          <w:outline w:val="0"/>
+          <w:emboss w:val="0"/>
+          <w:imprint w:val="0"/>
+          <w:spacing w:val="0"/>
+          <w:w w:val="100"/>
+          <w:kern w:val="0"/>
+          <w:position w:val="0"/>
+          <w:highlight w:val="none"/>
+          <w:vertAlign w:val="baseline"/>
+        </w:rPr>
+      </w:lvl>
+    </w:lvlOverride>
+    <w:lvlOverride w:ilvl="1">
+      <w:lvl w:ilvl="1">
+        <w:start w:val="1"/>
+        <w:numFmt w:val="bullet"/>
+        <w:suff w:val="tab"/>
+        <w:lvlText w:val="o"/>
+        <w:lvlJc w:val="left"/>
+        <w:pPr>
+          <w:ind w:left="1137" w:hanging="360"/>
+        </w:pPr>
+        <w:rPr>
+          <w:rFonts w:ascii="Wingdings" w:cs="Wingdings" w:hAnsi="Wingdings" w:eastAsia="Wingdings"/>
+          <w:b w:val="0"/>
+          <w:bCs w:val="0"/>
+          <w:i w:val="0"/>
+          <w:iCs w:val="0"/>
+          <w:caps w:val="0"/>
+          <w:smallCaps w:val="0"/>
+          <w:strike w:val="0"/>
+          <w:dstrike w:val="0"/>
+          <w:outline w:val="0"/>
+          <w:emboss w:val="0"/>
+          <w:imprint w:val="0"/>
+          <w:spacing w:val="0"/>
+          <w:w w:val="100"/>
+          <w:kern w:val="0"/>
+          <w:position w:val="0"/>
+          <w:highlight w:val="none"/>
+          <w:vertAlign w:val="baseline"/>
+        </w:rPr>
+      </w:lvl>
+    </w:lvlOverride>
+    <w:lvlOverride w:ilvl="2">
+      <w:lvl w:ilvl="2">
+        <w:start w:val="1"/>
+        <w:numFmt w:val="bullet"/>
+        <w:suff w:val="tab"/>
+        <w:lvlText w:val="▪"/>
+        <w:lvlJc w:val="left"/>
+        <w:pPr>
+          <w:ind w:left="1857" w:hanging="360"/>
+        </w:pPr>
+        <w:rPr>
+          <w:rFonts w:ascii="Arial Unicode MS" w:cs="Arial Unicode MS" w:hAnsi="Arial Unicode MS" w:eastAsia="Arial Unicode MS"/>
+          <w:b w:val="0"/>
+          <w:bCs w:val="0"/>
+          <w:i w:val="0"/>
+          <w:iCs w:val="0"/>
+          <w:caps w:val="0"/>
+          <w:smallCaps w:val="0"/>
+          <w:strike w:val="0"/>
+          <w:dstrike w:val="0"/>
+          <w:outline w:val="0"/>
+          <w:emboss w:val="0"/>
+          <w:imprint w:val="0"/>
+          <w:spacing w:val="0"/>
+          <w:w w:val="100"/>
+          <w:kern w:val="0"/>
+          <w:position w:val="0"/>
+          <w:highlight w:val="none"/>
+          <w:vertAlign w:val="baseline"/>
+        </w:rPr>
+      </w:lvl>
+    </w:lvlOverride>
+    <w:lvlOverride w:ilvl="3">
+      <w:lvl w:ilvl="3">
+        <w:start w:val="1"/>
+        <w:numFmt w:val="bullet"/>
+        <w:suff w:val="tab"/>
+        <w:lvlText w:val="•"/>
+        <w:lvlJc w:val="left"/>
+        <w:pPr>
+          <w:ind w:left="2577" w:hanging="360"/>
+        </w:pPr>
+        <w:rPr>
+          <w:rFonts w:ascii="Arial Unicode MS" w:cs="Arial Unicode MS" w:hAnsi="Arial Unicode MS" w:eastAsia="Arial Unicode MS"/>
+          <w:b w:val="0"/>
+          <w:bCs w:val="0"/>
+          <w:i w:val="0"/>
+          <w:iCs w:val="0"/>
+          <w:caps w:val="0"/>
+          <w:smallCaps w:val="0"/>
+          <w:strike w:val="0"/>
+          <w:dstrike w:val="0"/>
+          <w:outline w:val="0"/>
+          <w:emboss w:val="0"/>
+          <w:imprint w:val="0"/>
+          <w:spacing w:val="0"/>
+          <w:w w:val="100"/>
+          <w:kern w:val="0"/>
+          <w:position w:val="0"/>
+          <w:highlight w:val="none"/>
+          <w:vertAlign w:val="baseline"/>
+        </w:rPr>
+      </w:lvl>
+    </w:lvlOverride>
+    <w:lvlOverride w:ilvl="4">
+      <w:lvl w:ilvl="4">
+        <w:start w:val="1"/>
+        <w:numFmt w:val="bullet"/>
+        <w:suff w:val="tab"/>
+        <w:lvlText w:val="o"/>
+        <w:lvlJc w:val="left"/>
+        <w:pPr>
+          <w:ind w:left="3297" w:hanging="360"/>
+        </w:pPr>
+        <w:rPr>
+          <w:rFonts w:ascii="Wingdings" w:cs="Wingdings" w:hAnsi="Wingdings" w:eastAsia="Wingdings"/>
+          <w:b w:val="0"/>
+          <w:bCs w:val="0"/>
+          <w:i w:val="0"/>
+          <w:iCs w:val="0"/>
+          <w:caps w:val="0"/>
+          <w:smallCaps w:val="0"/>
+          <w:strike w:val="0"/>
+          <w:dstrike w:val="0"/>
+          <w:outline w:val="0"/>
+          <w:emboss w:val="0"/>
+          <w:imprint w:val="0"/>
+          <w:spacing w:val="0"/>
+          <w:w w:val="100"/>
+          <w:kern w:val="0"/>
+          <w:position w:val="0"/>
+          <w:highlight w:val="none"/>
+          <w:vertAlign w:val="baseline"/>
+        </w:rPr>
+      </w:lvl>
+    </w:lvlOverride>
+    <w:lvlOverride w:ilvl="5">
+      <w:lvl w:ilvl="5">
+        <w:start w:val="1"/>
+        <w:numFmt w:val="bullet"/>
+        <w:suff w:val="tab"/>
+        <w:lvlText w:val="▪"/>
+        <w:lvlJc w:val="left"/>
+        <w:pPr>
+          <w:ind w:left="4017" w:hanging="360"/>
+        </w:pPr>
+        <w:rPr>
+          <w:rFonts w:ascii="Arial Unicode MS" w:cs="Arial Unicode MS" w:hAnsi="Arial Unicode MS" w:eastAsia="Arial Unicode MS"/>
+          <w:b w:val="0"/>
+          <w:bCs w:val="0"/>
+          <w:i w:val="0"/>
+          <w:iCs w:val="0"/>
+          <w:caps w:val="0"/>
+          <w:smallCaps w:val="0"/>
+          <w:strike w:val="0"/>
+          <w:dstrike w:val="0"/>
+          <w:outline w:val="0"/>
+          <w:emboss w:val="0"/>
+          <w:imprint w:val="0"/>
+          <w:spacing w:val="0"/>
+          <w:w w:val="100"/>
+          <w:kern w:val="0"/>
+          <w:position w:val="0"/>
+          <w:highlight w:val="none"/>
+          <w:vertAlign w:val="baseline"/>
+        </w:rPr>
+      </w:lvl>
+    </w:lvlOverride>
+    <w:lvlOverride w:ilvl="6">
+      <w:lvl w:ilvl="6">
+        <w:start w:val="1"/>
+        <w:numFmt w:val="bullet"/>
+        <w:suff w:val="tab"/>
+        <w:lvlText w:val="•"/>
+        <w:lvlJc w:val="left"/>
+        <w:pPr>
+          <w:ind w:left="4737" w:hanging="360"/>
+        </w:pPr>
+        <w:rPr>
+          <w:rFonts w:ascii="Arial Unicode MS" w:cs="Arial Unicode MS" w:hAnsi="Arial Unicode MS" w:eastAsia="Arial Unicode MS"/>
+          <w:b w:val="0"/>
+          <w:bCs w:val="0"/>
+          <w:i w:val="0"/>
+          <w:iCs w:val="0"/>
+          <w:caps w:val="0"/>
+          <w:smallCaps w:val="0"/>
+          <w:strike w:val="0"/>
+          <w:dstrike w:val="0"/>
+          <w:outline w:val="0"/>
+          <w:emboss w:val="0"/>
+          <w:imprint w:val="0"/>
+          <w:spacing w:val="0"/>
+          <w:w w:val="100"/>
+          <w:kern w:val="0"/>
+          <w:position w:val="0"/>
+          <w:highlight w:val="none"/>
+          <w:vertAlign w:val="baseline"/>
+        </w:rPr>
+      </w:lvl>
+    </w:lvlOverride>
+    <w:lvlOverride w:ilvl="7">
+      <w:lvl w:ilvl="7">
+        <w:start w:val="1"/>
+        <w:numFmt w:val="bullet"/>
+        <w:suff w:val="tab"/>
+        <w:lvlText w:val="o"/>
+        <w:lvlJc w:val="left"/>
+        <w:pPr>
+          <w:ind w:left="5457" w:hanging="360"/>
+        </w:pPr>
+        <w:rPr>
+          <w:rFonts w:ascii="Wingdings" w:cs="Wingdings" w:hAnsi="Wingdings" w:eastAsia="Wingdings"/>
+          <w:b w:val="0"/>
+          <w:bCs w:val="0"/>
+          <w:i w:val="0"/>
+          <w:iCs w:val="0"/>
+          <w:caps w:val="0"/>
+          <w:smallCaps w:val="0"/>
+          <w:strike w:val="0"/>
+          <w:dstrike w:val="0"/>
+          <w:outline w:val="0"/>
+          <w:emboss w:val="0"/>
+          <w:imprint w:val="0"/>
+          <w:spacing w:val="0"/>
+          <w:w w:val="100"/>
+          <w:kern w:val="0"/>
+          <w:position w:val="0"/>
+          <w:highlight w:val="none"/>
+          <w:vertAlign w:val="baseline"/>
+        </w:rPr>
+      </w:lvl>
+    </w:lvlOverride>
+    <w:lvlOverride w:ilvl="8">
+      <w:lvl w:ilvl="8">
+        <w:start w:val="1"/>
+        <w:numFmt w:val="bullet"/>
+        <w:suff w:val="tab"/>
+        <w:lvlText w:val="▪"/>
+        <w:lvlJc w:val="left"/>
+        <w:pPr>
+          <w:ind w:left="6177" w:hanging="360"/>
+        </w:pPr>
+        <w:rPr>
+          <w:rFonts w:ascii="Arial Unicode MS" w:cs="Arial Unicode MS" w:hAnsi="Arial Unicode MS" w:eastAsia="Arial Unicode MS"/>
+          <w:b w:val="0"/>
+          <w:bCs w:val="0"/>
+          <w:i w:val="0"/>
+          <w:iCs w:val="0"/>
+          <w:caps w:val="0"/>
+          <w:smallCaps w:val="0"/>
+          <w:strike w:val="0"/>
+          <w:dstrike w:val="0"/>
+          <w:outline w:val="0"/>
+          <w:emboss w:val="0"/>
+          <w:imprint w:val="0"/>
+          <w:spacing w:val="0"/>
+          <w:w w:val="100"/>
+          <w:kern w:val="0"/>
+          <w:position w:val="0"/>
+          <w:highlight w:val="none"/>
+          <w:vertAlign w:val="baseline"/>
+        </w:rPr>
+      </w:lvl>
+    </w:lvlOverride>
   </w:num>
 </w:numbering>
 </file>
